--- a/examples/custom/doc/10-custom-classification.docx
+++ b/examples/custom/doc/10-custom-classification.docx
@@ -2055,7 +2055,7 @@
         <w:rPr>
           <w:rStyle w:val="VerbatimChar"/>
         </w:rPr>
-        <w:t xml:space="preserve">## 1 0.9666667 41 79  0  0         1      1           1           1  1</w:t>
+        <w:t xml:space="preserve">## 1 0.9583333 41 79  0  0         1      1           1           1  1</w:t>
       </w:r>
     </w:p>
     <w:p>
@@ -2167,7 +2167,7 @@
         <w:rPr>
           <w:rStyle w:val="VerbatimChar"/>
         </w:rPr>
-        <w:t xml:space="preserve">##   accuracy TP TN FP FN precision recall sensitivity specificity f1</w:t>
+        <w:t xml:space="preserve">##    accuracy TP TN FP FN precision recall sensitivity specificity f1</w:t>
       </w:r>
       <w:r>
         <w:br/>
@@ -2176,7 +2176,7 @@
         <w:rPr>
           <w:rStyle w:val="VerbatimChar"/>
         </w:rPr>
-        <w:t xml:space="preserve">## 1        1  9 21  0  0         1      1           1           1  1</w:t>
+        <w:t xml:space="preserve">## 1 0.9333333  9 21  0  0         1      1           1           1  1</w:t>
       </w:r>
     </w:p>
     <w:p>
